--- a/17 18 20/5.Power Bi/6) Dashboard/Holiday(Touris)/Points.docx
+++ b/17 18 20/5.Power Bi/6) Dashboard/Holiday(Touris)/Points.docx
@@ -225,170 +225,143 @@
         </w:rPr>
         <w:t>overall conversion rate percentage</w:t>
       </w:r>
-    </w:p>
-    <w:p>
-      <w:pPr>
-        <w:pStyle w:val="NormalWeb"/>
-        <w:ind w:left="720"/>
-        <w:rPr>
-          <w:rFonts w:ascii="Candara" w:hAnsi="Candara"/>
-        </w:rPr>
-      </w:pPr>
-    </w:p>
-    <w:p>
-      <w:pPr>
-        <w:pStyle w:val="NormalWeb"/>
-        <w:numPr>
-          <w:ilvl w:val="0"/>
-          <w:numId w:val="1"/>
-        </w:numPr>
-        <w:rPr>
-          <w:rFonts w:ascii="Candara" w:hAnsi="Candara"/>
-        </w:rPr>
-      </w:pPr>
-      <w:r>
-        <w:rPr>
-          <w:rFonts w:ascii="Candara" w:hAnsi="Candara"/>
-        </w:rPr>
-        <w:t xml:space="preserve">Product conversion performance </w:t>
-      </w:r>
-    </w:p>
-    <w:p>
-      <w:pPr>
-        <w:pStyle w:val="NormalWeb"/>
-        <w:numPr>
-          <w:ilvl w:val="1"/>
-          <w:numId w:val="1"/>
-        </w:numPr>
-        <w:rPr>
-          <w:rFonts w:ascii="Candara" w:hAnsi="Candara"/>
-        </w:rPr>
-      </w:pPr>
-      <w:r>
-        <w:rPr>
-          <w:rFonts w:ascii="Candara" w:hAnsi="Candara"/>
-        </w:rPr>
-        <w:t>P</w:t>
-      </w:r>
-      <w:r>
-        <w:rPr>
-          <w:rFonts w:ascii="Candara" w:hAnsi="Candara"/>
-        </w:rPr>
-        <w:t>itch types against conversion success rates</w:t>
-      </w:r>
-    </w:p>
-    <w:p>
-      <w:pPr>
-        <w:pStyle w:val="NormalWeb"/>
-        <w:ind w:left="720"/>
-        <w:rPr>
-          <w:rFonts w:ascii="Candara" w:hAnsi="Candara"/>
-        </w:rPr>
-      </w:pPr>
-    </w:p>
-    <w:p>
-      <w:pPr>
-        <w:pStyle w:val="NormalWeb"/>
-        <w:numPr>
-          <w:ilvl w:val="0"/>
-          <w:numId w:val="1"/>
-        </w:numPr>
-        <w:rPr>
-          <w:rFonts w:ascii="Candara" w:hAnsi="Candara"/>
-        </w:rPr>
-      </w:pPr>
-      <w:r>
-        <w:rPr>
-          <w:rFonts w:ascii="Candara" w:hAnsi="Candara"/>
-        </w:rPr>
-        <w:t xml:space="preserve">Contact channel comparison evaluating </w:t>
-      </w:r>
-    </w:p>
-    <w:p>
-      <w:pPr>
-        <w:pStyle w:val="NormalWeb"/>
-        <w:numPr>
-          <w:ilvl w:val="1"/>
-          <w:numId w:val="1"/>
-        </w:numPr>
-        <w:rPr>
-          <w:rFonts w:ascii="Candara" w:hAnsi="Candara"/>
-        </w:rPr>
-      </w:pPr>
-      <w:r>
-        <w:rPr>
-          <w:rFonts w:ascii="Candara" w:hAnsi="Candara"/>
-        </w:rPr>
-        <w:t>self-enquiries versus company-invited leads</w:t>
-      </w:r>
-    </w:p>
-    <w:p>
-      <w:pPr>
-        <w:pStyle w:val="NormalWeb"/>
-        <w:ind w:left="720"/>
-        <w:rPr>
-          <w:rFonts w:ascii="Candara" w:hAnsi="Candara"/>
-        </w:rPr>
-      </w:pPr>
-    </w:p>
-    <w:p>
-      <w:pPr>
-        <w:pStyle w:val="NormalWeb"/>
-        <w:numPr>
-          <w:ilvl w:val="0"/>
-          <w:numId w:val="1"/>
-        </w:numPr>
-        <w:rPr>
-          <w:rFonts w:ascii="Candara" w:hAnsi="Candara"/>
-        </w:rPr>
-      </w:pPr>
-      <w:r>
-        <w:rPr>
-          <w:rFonts w:ascii="Candara" w:hAnsi="Candara"/>
-        </w:rPr>
-        <w:t>Age distribution segmentation showing purchasing trends</w:t>
-      </w:r>
-      <w:r>
-        <w:rPr>
-          <w:rFonts w:ascii="Candara" w:hAnsi="Candara"/>
-        </w:rPr>
-        <w:t>(contri butions)</w:t>
-      </w:r>
-      <w:r>
-        <w:rPr>
-          <w:rFonts w:ascii="Candara" w:hAnsi="Candara"/>
-        </w:rPr>
-        <w:t xml:space="preserve"> across different age groups</w:t>
-      </w:r>
-    </w:p>
-    <w:p>
-      <w:pPr>
-        <w:pStyle w:val="NormalWeb"/>
-        <w:numPr>
-          <w:ilvl w:val="0"/>
-          <w:numId w:val="1"/>
-        </w:numPr>
-        <w:rPr>
-          <w:rFonts w:ascii="Candara" w:hAnsi="Candara"/>
-        </w:rPr>
-      </w:pPr>
-      <w:r>
-        <w:rPr>
-          <w:rFonts w:ascii="Candara" w:hAnsi="Candara"/>
-        </w:rPr>
-        <w:t>Occupation matrix analyzing conversion rates by customer segments</w:t>
-      </w:r>
-    </w:p>
-    <w:p>
-      <w:pPr>
-        <w:pStyle w:val="NormalWeb"/>
-        <w:ind w:left="720"/>
-        <w:rPr>
-          <w:rFonts w:ascii="Candara" w:hAnsi="Candara"/>
-        </w:rPr>
-      </w:pPr>
       <w:bookmarkStart w:id="0" w:name="_GoBack"/>
       <w:bookmarkEnd w:id="0"/>
+    </w:p>
+    <w:p>
+      <w:pPr>
+        <w:pStyle w:val="NormalWeb"/>
+        <w:ind w:left="720"/>
+        <w:rPr>
+          <w:rFonts w:ascii="Candara" w:hAnsi="Candara"/>
+        </w:rPr>
+      </w:pPr>
+    </w:p>
+    <w:p>
+      <w:pPr>
+        <w:pStyle w:val="NormalWeb"/>
+        <w:numPr>
+          <w:ilvl w:val="0"/>
+          <w:numId w:val="1"/>
+        </w:numPr>
+        <w:rPr>
+          <w:rFonts w:ascii="Candara" w:hAnsi="Candara"/>
+        </w:rPr>
+      </w:pPr>
+      <w:r>
+        <w:rPr>
+          <w:rFonts w:ascii="Candara" w:hAnsi="Candara"/>
+        </w:rPr>
+        <w:t xml:space="preserve">Product conversion performance </w:t>
+      </w:r>
+    </w:p>
+    <w:p>
+      <w:pPr>
+        <w:pStyle w:val="NormalWeb"/>
+        <w:numPr>
+          <w:ilvl w:val="1"/>
+          <w:numId w:val="1"/>
+        </w:numPr>
+        <w:rPr>
+          <w:rFonts w:ascii="Candara" w:hAnsi="Candara"/>
+        </w:rPr>
+      </w:pPr>
+      <w:r>
+        <w:rPr>
+          <w:rFonts w:ascii="Candara" w:hAnsi="Candara"/>
+        </w:rPr>
+        <w:t>P</w:t>
+      </w:r>
+      <w:r>
+        <w:rPr>
+          <w:rFonts w:ascii="Candara" w:hAnsi="Candara"/>
+        </w:rPr>
+        <w:t>itch types against conversion success rates</w:t>
+      </w:r>
+    </w:p>
+    <w:p>
+      <w:pPr>
+        <w:pStyle w:val="NormalWeb"/>
+        <w:numPr>
+          <w:ilvl w:val="0"/>
+          <w:numId w:val="1"/>
+        </w:numPr>
+        <w:rPr>
+          <w:rFonts w:ascii="Candara" w:hAnsi="Candara"/>
+        </w:rPr>
+      </w:pPr>
+      <w:r>
+        <w:rPr>
+          <w:rFonts w:ascii="Candara" w:hAnsi="Candara"/>
+        </w:rPr>
+        <w:t xml:space="preserve">Contact channel comparison evaluating </w:t>
+      </w:r>
+    </w:p>
+    <w:p>
+      <w:pPr>
+        <w:pStyle w:val="NormalWeb"/>
+        <w:numPr>
+          <w:ilvl w:val="1"/>
+          <w:numId w:val="1"/>
+        </w:numPr>
+        <w:rPr>
+          <w:rFonts w:ascii="Candara" w:hAnsi="Candara"/>
+        </w:rPr>
+      </w:pPr>
+      <w:r>
+        <w:rPr>
+          <w:rFonts w:ascii="Candara" w:hAnsi="Candara"/>
+        </w:rPr>
+        <w:t>self-enquiries versus company-invited leads</w:t>
+      </w:r>
+    </w:p>
+    <w:p>
+      <w:pPr>
+        <w:pStyle w:val="NormalWeb"/>
+        <w:numPr>
+          <w:ilvl w:val="0"/>
+          <w:numId w:val="1"/>
+        </w:numPr>
+        <w:rPr>
+          <w:rFonts w:ascii="Candara" w:hAnsi="Candara"/>
+        </w:rPr>
+      </w:pPr>
+      <w:r>
+        <w:rPr>
+          <w:rFonts w:ascii="Candara" w:hAnsi="Candara"/>
+        </w:rPr>
+        <w:t>Age distribution segmentation showing purchasing trends</w:t>
+      </w:r>
+      <w:r>
+        <w:rPr>
+          <w:rFonts w:ascii="Candara" w:hAnsi="Candara"/>
+        </w:rPr>
+        <w:t>(contri butions)</w:t>
+      </w:r>
+      <w:r>
+        <w:rPr>
+          <w:rFonts w:ascii="Candara" w:hAnsi="Candara"/>
+        </w:rPr>
+        <w:t xml:space="preserve"> across different age groups</w:t>
+      </w:r>
+    </w:p>
+    <w:p>
+      <w:pPr>
+        <w:pStyle w:val="NormalWeb"/>
+        <w:numPr>
+          <w:ilvl w:val="0"/>
+          <w:numId w:val="1"/>
+        </w:numPr>
+        <w:rPr>
+          <w:rFonts w:ascii="Candara" w:hAnsi="Candara"/>
+        </w:rPr>
+      </w:pPr>
+      <w:r>
+        <w:rPr>
+          <w:rFonts w:ascii="Candara" w:hAnsi="Candara"/>
+        </w:rPr>
+        <w:t>Occupation matrix analyzing conversion rates by customer segments</w:t>
+      </w:r>
     </w:p>
     <w:p>
       <w:pPr>
